--- a/a7/build/out/u6/A7 6.04 Pythagorean Theorem in Real-World Problems - Lesson Plan.docx
+++ b/a7/build/out/u6/A7 6.04 Pythagorean Theorem in Real-World Problems - Lesson Plan.docx
@@ -3599,7 +3599,7 @@
                 <w:color w:val="1A1A1A"/>
                 <w:sz w:val="18"/>
               </w:rPr>
-              <w:t>A tablet screen is 6 in wide and 8 in tall.  How long is its diagonal?</w:t>
+              <w:t>A tablet screen is 6 inches wide and 8 inches tall.  How long is its diagonal?</w:t>
             </w:r>
           </w:p>
         </w:tc>
@@ -3857,7 +3857,7 @@
                 <w:color w:val="1A1A1A"/>
                 <w:sz w:val="18"/>
               </w:rPr>
-              <w:t>A ramp rises 1 ft over a run of 12 ft.  How long is the ramp, to the nearest tenth of a foot?</w:t>
+              <w:t>A ramp rises 4 ft over a run of 11 ft.  How long is the ramp, to the nearest tenth of a foot?</w:t>
             </w:r>
           </w:p>
         </w:tc>
@@ -3888,7 +3888,7 @@
                 <w:color w:val="9E1B32"/>
                 <w:sz w:val="18"/>
               </w:rPr>
-              <w:t>About 12.0 ft</w:t>
+              <w:t>About 11.7 ft</w:t>
             </w:r>
           </w:p>
         </w:tc>
@@ -3919,7 +3919,7 @@
                 <w:color w:val="1A1A1A"/>
                 <w:sz w:val="18"/>
               </w:rPr>
-              <w:t>13 — added the rise and the run [MA.8.GR.1.1]; '12, the same as the run' — the ramp is the hypotenuse, longer [Notes I]</w:t>
+              <w:t>15 — added the rise and the run [MA.8.GR.1.1]; '11, the same as the run' — the ramp is the hypotenuse, longer [Notes I]</w:t>
             </w:r>
           </w:p>
         </w:tc>
@@ -3986,7 +3986,7 @@
                 <w:color w:val="1A1A1A"/>
                 <w:sz w:val="18"/>
               </w:rPr>
-              <w:t>A 17-ft ladder reaches 15 ft up a wall. How far from the wall is its foot?</w:t>
+              <w:t>A 20-ft ladder reaches 16 ft up a wall. How far from the wall is its foot?</w:t>
             </w:r>
           </w:p>
         </w:tc>
@@ -4017,7 +4017,7 @@
                 <w:color w:val="9E1B32"/>
                 <w:sz w:val="18"/>
               </w:rPr>
-              <w:t>A — 8 ft</w:t>
+              <w:t>A — 12 ft</w:t>
             </w:r>
           </w:p>
         </w:tc>
@@ -4048,7 +4048,7 @@
                 <w:color w:val="1A1A1A"/>
                 <w:sz w:val="18"/>
               </w:rPr>
-              <w:t>(B) added the squares: about 22.7 ft, farther than the ladder is long [Notes III: for a leg, subtract]; (C) subtracted the lengths, 17 − 15 [MA.8.GR.1.1: the theorem is about squares]; (D) stopped at a</w:t>
+              <w:t>(B) added the squares: about 25.6 ft, farther than the ladder is long [Notes III: for a leg, subtract]; (C) subtracted the lengths, 20 − 16 [MA.8.GR.1.1: the theorem is about squares]; (D) stopped at a</w:t>
             </w:r>
             <w:r>
               <w:rPr>
@@ -4067,7 +4067,7 @@
                 <w:color w:val="1A1A1A"/>
                 <w:sz w:val="18"/>
               </w:rPr>
-              <w:t xml:space="preserve"> = 64 and forgot the square root [Math Nation names skipping the final root]</w:t>
+              <w:t xml:space="preserve"> = 144 and forgot the square root [Math Nation names skipping the final root]</w:t>
             </w:r>
           </w:p>
         </w:tc>
@@ -4325,7 +4325,7 @@
                 <w:color w:val="1A1A1A"/>
                 <w:sz w:val="18"/>
               </w:rPr>
-              <w:t>(A) took the ground distance as c — it is a leg [Source of Truth, GR.1.1: misidentifying the hypotenuse]; (B) took the height as c — the height is the unknown leg [Source of Truth, GR.1.1: misidentifying the hypotenuse]; (D) did not see the right angle under the kite [Source of Truth, GR.1.1: failing to visualize the triangle in a real-world problem]</w:t>
+              <w:t>(A) took the ground distance as c — it is a leg [Florida B1G-M, GR.1.1: misidentifying the hypotenuse]; (B) took the height as c — the height is the unknown leg [Florida B1G-M, GR.1.1: misidentifying the hypotenuse]; (D) did not see the right angle under the kite [Florida B1G-M, GR.1.1: failing to visualize the triangle in a real-world problem]</w:t>
             </w:r>
           </w:p>
         </w:tc>
@@ -4392,7 +4392,7 @@
                 <w:color w:val="1A1A1A"/>
                 <w:sz w:val="18"/>
               </w:rPr>
-              <w:t>A box is 7 in wide and 12 in long.  Will a 14-in umbrella lie flat in it, corner to corner?</w:t>
+              <w:t>A box is 7 inches wide and 12 inches long.  Will a 14-in umbrella lie flat in it, corner to corner?</w:t>
             </w:r>
           </w:p>
         </w:tc>
@@ -4712,7 +4712,7 @@
                 <w:color w:val="1A1A1A"/>
                 <w:sz w:val="18"/>
               </w:rPr>
-              <w:t>'Move the foot closer' — the height never passes 9 ft [Notes I: the ladder is c]</w:t>
+              <w:t>'Move the foot closer' — closer, the height grows toward 11 ft but never reaches it, and the window is at 12 [Notes I: the ladder is c]</w:t>
             </w:r>
           </w:p>
         </w:tc>

--- a/a7/build/out/u6/A7 6.04 Pythagorean Theorem in Real-World Problems - Lesson Plan.docx
+++ b/a7/build/out/u6/A7 6.04 Pythagorean Theorem in Real-World Problems - Lesson Plan.docx
@@ -1843,7 +1843,7 @@
                 <w:color w:val="1A1A1A"/>
                 <w:sz w:val="19"/>
               </w:rPr>
-              <w:t>Teach from the front. Expand once per law; say the OFF line out loud.</w:t>
+              <w:t>Teach from the front; say the OFF line out loud.</w:t>
             </w:r>
           </w:p>
         </w:tc>
@@ -5192,7 +5192,7 @@
                 <w:color w:val="1A1A1A"/>
                 <w:sz w:val="21"/>
               </w:rPr>
-              <w:t xml:space="preserve">  The six-question independent set is worked silently in class; whatever is not finished goes home. IXL, all skills required to a SmartScore of 67, due at the start of the next class: Pythagorean theorem: word problems — 87U.</w:t>
+              <w:t xml:space="preserve">  The six-question independent set is worked silently in class; whatever is not finished goes home. IXL, all skills required to a SmartScore of 67, due by the Unit 6 test: Pythagorean theorem: word problems — 87U.</w:t>
             </w:r>
           </w:p>
         </w:tc>

--- a/a7/build/out/u6/A7 6.04 Pythagorean Theorem in Real-World Problems - Lesson Plan.docx
+++ b/a7/build/out/u6/A7 6.04 Pythagorean Theorem in Real-World Problems - Lesson Plan.docx
@@ -939,7 +939,7 @@
                 <w:color w:val="1A1A1A"/>
                 <w:sz w:val="20"/>
               </w:rPr>
-              <w:t>every board is a real object: a ladder, a ramp, a screen, a lawn, a kite — the triangle is found in it before any number</w:t>
+              <w:t>every board is a real object: a pool, a ladder, a ramp, a lawn, a drone — the triangle is found in it before any number</w:t>
             </w:r>
           </w:p>
         </w:tc>
@@ -1714,7 +1714,7 @@
                 <w:color w:val="1A1A1A"/>
                 <w:sz w:val="19"/>
               </w:rPr>
-              <w:t>Two minutes silent, then reveal. One sentence of reteach per question at most. Then the new words, read once.</w:t>
+              <w:t>Silent, then reveal. One sentence of reteach per question at most. Then the new words, read once.</w:t>
             </w:r>
           </w:p>
         </w:tc>
@@ -1843,7 +1843,7 @@
                 <w:color w:val="1A1A1A"/>
                 <w:sz w:val="19"/>
               </w:rPr>
-              <w:t>Teach from the front; say the OFF line out loud.</w:t>
+              <w:t>Teach from the front; say the off-slide sentence out loud.</w:t>
             </w:r>
           </w:p>
         </w:tc>
@@ -2777,7 +2777,7 @@
                 <w:color w:val="1A1A1A"/>
                 <w:sz w:val="19"/>
               </w:rPr>
-              <w:t>Start the skills; finish tonight.</w:t>
+              <w:t>Start the skills; due by the Unit 6 test.</w:t>
             </w:r>
           </w:p>
         </w:tc>
@@ -2972,7 +2972,7 @@
                 <w:color w:val="1A1A1A"/>
                 <w:sz w:val="21"/>
               </w:rPr>
-              <w:t xml:space="preserve">  The Notes slides and the worked half of each Example: the teacher writes, the class copies, and the OFF line is said out loud rather than printed.</w:t>
+              <w:t xml:space="preserve">  The Notes slides and the worked half of each Example: the teacher writes, the class copies, and the off-slide sentence is said out loud rather than printed.</w:t>
             </w:r>
           </w:p>
           <w:p>
@@ -3599,7 +3599,7 @@
                 <w:color w:val="1A1A1A"/>
                 <w:sz w:val="18"/>
               </w:rPr>
-              <w:t>A tablet screen is 6 inches wide and 8 inches tall.  How long is its diagonal?</w:t>
+              <w:t>A swimming pool is 12 m long and 5 m wide.  How long is its diagonal?</w:t>
             </w:r>
           </w:p>
         </w:tc>
@@ -3630,7 +3630,7 @@
                 <w:color w:val="9E1B32"/>
                 <w:sz w:val="18"/>
               </w:rPr>
-              <w:t>10 in</w:t>
+              <w:t>13 m</w:t>
             </w:r>
           </w:p>
         </w:tc>
@@ -3661,7 +3661,7 @@
                 <w:color w:val="1A1A1A"/>
                 <w:sz w:val="18"/>
               </w:rPr>
-              <w:t>14 — added the sides [MA.8.GR.1.1: the theorem is about squares]</w:t>
+              <w:t>17 — added the sides [MA.8.GR.1.1: the theorem is about squares]; 10.9 — subtracted, 144 − 25, taking the 12 as c [Florida B1G-M, GR.1.1: misidentifying the hypotenuse]</w:t>
             </w:r>
           </w:p>
         </w:tc>
@@ -3986,7 +3986,7 @@
                 <w:color w:val="1A1A1A"/>
                 <w:sz w:val="18"/>
               </w:rPr>
-              <w:t>A 20-ft ladder reaches 16 ft up a wall. How far from the wall is its foot?</w:t>
+              <w:t>A 26-ft ladder reaches 24 ft up a wall. How far from the wall is its foot?</w:t>
             </w:r>
           </w:p>
         </w:tc>
@@ -4017,7 +4017,7 @@
                 <w:color w:val="9E1B32"/>
                 <w:sz w:val="18"/>
               </w:rPr>
-              <w:t>A — 12 ft</w:t>
+              <w:t>A — 10 ft</w:t>
             </w:r>
           </w:p>
         </w:tc>
@@ -4048,7 +4048,7 @@
                 <w:color w:val="1A1A1A"/>
                 <w:sz w:val="18"/>
               </w:rPr>
-              <w:t>(B) added the squares: about 25.6 ft, farther than the ladder is long [Notes III: for a leg, subtract]; (C) subtracted the lengths, 20 − 16 [MA.8.GR.1.1: the theorem is about squares]; (D) stopped at a</w:t>
+              <w:t>(B) added the squares: about 35.4 ft, farther than the ladder is long [Notes III: for a leg, subtract]; (C) subtracted the lengths, 26 − 24 [MA.8.GR.1.1: the theorem is about squares]; (D) stopped at a</w:t>
             </w:r>
             <w:r>
               <w:rPr>
@@ -4067,7 +4067,7 @@
                 <w:color w:val="1A1A1A"/>
                 <w:sz w:val="18"/>
               </w:rPr>
-              <w:t xml:space="preserve"> = 144 and forgot the square root [Math Nation names skipping the final root]</w:t>
+              <w:t xml:space="preserve"> = 100 and forgot the square root [Math Nation names skipping the final root]</w:t>
             </w:r>
           </w:p>
         </w:tc>
@@ -4263,7 +4263,7 @@
                 <w:color w:val="1A1A1A"/>
                 <w:sz w:val="18"/>
               </w:rPr>
-              <w:t>A kite flies on 30 m of string, straight above a spot 18 m from where the string is held. Which length is the hypotenuse?</w:t>
+              <w:t>A drone is 30 m from Maya, straight above a spot on the ground 18 m from her. Which length is the hypotenuse?</w:t>
             </w:r>
           </w:p>
         </w:tc>
@@ -4294,7 +4294,7 @@
                 <w:color w:val="9E1B32"/>
                 <w:sz w:val="18"/>
               </w:rPr>
-              <w:t>C — the 30-m string</w:t>
+              <w:t>C — the 30 m to the drone</w:t>
             </w:r>
           </w:p>
         </w:tc>
@@ -4325,7 +4325,7 @@
                 <w:color w:val="1A1A1A"/>
                 <w:sz w:val="18"/>
               </w:rPr>
-              <w:t>(A) took the ground distance as c — it is a leg [Florida B1G-M, GR.1.1: misidentifying the hypotenuse]; (B) took the height as c — the height is the unknown leg [Florida B1G-M, GR.1.1: misidentifying the hypotenuse]; (D) did not see the right angle under the kite [Florida B1G-M, GR.1.1: failing to visualize the triangle in a real-world problem]</w:t>
+              <w:t>(A) took the ground distance as c — it is a leg [Florida B1G-M, GR.1.1: misidentifying the hypotenuse]; (B) took the height as c — the height is the unknown leg [Florida B1G-M, GR.1.1: misidentifying the hypotenuse]; (D) did not see the right angle under the drone [Florida B1G-M, GR.1.1: failing to visualize the triangle in a real-world problem]</w:t>
             </w:r>
           </w:p>
         </w:tc>
@@ -4454,7 +4454,7 @@
                 <w:color w:val="1A1A1A"/>
                 <w:sz w:val="18"/>
               </w:rPr>
-              <w:t>'Yes, 19 &gt; 14' — added the sides [MA.8.GR.1.1]; 'Yes, 12 &lt; 14' — compared with one side [Notes II: the diagonal is longest]</w:t>
+              <w:t>'Yes, 19 &gt; 14' — added the sides [MA.8.GR.1.1]; 'Yes, 193 &gt; 14' — forgot the root [Math Nation names skipping the final root]</w:t>
             </w:r>
           </w:p>
         </w:tc>
